--- a/SEAP User Guide.docx
+++ b/SEAP User Guide.docx
@@ -616,6 +616,9 @@
           <w:numId w:val="2"/>
         </w:numPr>
         <w:spacing w:after="80" w:line="300" w:lineRule="auto"/>
+        <w:rPr>
+          <w:rFonts w:ascii="Aptos Mono" w:hAnsi="Aptos Mono"/>
+        </w:rPr>
       </w:pPr>
       <w:r>
         <w:rPr>
@@ -625,6 +628,39 @@
           <w:szCs w:val="21"/>
         </w:rPr>
         <w:t>Node.js (v16 or later) for the React frontend</w:t>
+      </w:r>
+      <w:r>
+        <w:rPr>
+          <w:rFonts w:ascii="Arial" w:eastAsia="Arial" w:hAnsi="Arial" w:cs="Arial"/>
+          <w:color w:val="374151"/>
+          <w:sz w:val="21"/>
+          <w:szCs w:val="21"/>
+        </w:rPr>
+        <w:t xml:space="preserve"> </w:t>
+      </w:r>
+      <w:r>
+        <w:t xml:space="preserve"> </w:t>
+      </w:r>
+      <w:r>
+        <w:rPr>
+          <w:rFonts w:ascii="Aptos Mono" w:hAnsi="Aptos Mono"/>
+        </w:rPr>
+        <w:t>(Download and install from </w:t>
+      </w:r>
+      <w:hyperlink r:id="rId11" w:history="1">
+        <w:r>
+          <w:rPr>
+            <w:rStyle w:val="Hyperlink"/>
+            <w:rFonts w:ascii="Aptos Mono" w:hAnsi="Aptos Mono"/>
+          </w:rPr>
+          <w:t>https://nodejs.org</w:t>
+        </w:r>
+      </w:hyperlink>
+      <w:r>
+        <w:rPr>
+          <w:rFonts w:ascii="Aptos Mono" w:hAnsi="Aptos Mono"/>
+        </w:rPr>
+        <w:t> (LTS version recommended).</w:t>
       </w:r>
     </w:p>
     <w:p>
@@ -722,7 +758,61 @@
           <w:sz w:val="21"/>
           <w:szCs w:val="21"/>
         </w:rPr>
-        <w:t xml:space="preserve">Remain in the SEAP outer directory and </w:t>
+        <w:t>Remain in the S</w:t>
+      </w:r>
+      <w:r>
+        <w:rPr>
+          <w:rFonts w:ascii="Arial" w:eastAsia="Arial" w:hAnsi="Arial" w:cs="Arial"/>
+          <w:color w:val="374151"/>
+          <w:sz w:val="21"/>
+          <w:szCs w:val="21"/>
+        </w:rPr>
+        <w:t>.</w:t>
+      </w:r>
+      <w:r>
+        <w:rPr>
+          <w:rFonts w:ascii="Arial" w:eastAsia="Arial" w:hAnsi="Arial" w:cs="Arial"/>
+          <w:color w:val="374151"/>
+          <w:sz w:val="21"/>
+          <w:szCs w:val="21"/>
+        </w:rPr>
+        <w:t>E</w:t>
+      </w:r>
+      <w:r>
+        <w:rPr>
+          <w:rFonts w:ascii="Arial" w:eastAsia="Arial" w:hAnsi="Arial" w:cs="Arial"/>
+          <w:color w:val="374151"/>
+          <w:sz w:val="21"/>
+          <w:szCs w:val="21"/>
+        </w:rPr>
+        <w:t>.</w:t>
+      </w:r>
+      <w:r>
+        <w:rPr>
+          <w:rFonts w:ascii="Arial" w:eastAsia="Arial" w:hAnsi="Arial" w:cs="Arial"/>
+          <w:color w:val="374151"/>
+          <w:sz w:val="21"/>
+          <w:szCs w:val="21"/>
+        </w:rPr>
+        <w:t>A</w:t>
+      </w:r>
+      <w:r>
+        <w:rPr>
+          <w:rFonts w:ascii="Arial" w:eastAsia="Arial" w:hAnsi="Arial" w:cs="Arial"/>
+          <w:color w:val="374151"/>
+          <w:sz w:val="21"/>
+          <w:szCs w:val="21"/>
+        </w:rPr>
+        <w:t>.</w:t>
+      </w:r>
+      <w:r>
+        <w:rPr>
+          <w:rFonts w:ascii="Arial" w:eastAsia="Arial" w:hAnsi="Arial" w:cs="Arial"/>
+          <w:color w:val="374151"/>
+          <w:sz w:val="21"/>
+          <w:szCs w:val="21"/>
+        </w:rPr>
+        <w:t xml:space="preserve">P outer directory and </w:t>
       </w:r>
       <w:r>
         <w:rPr>
@@ -736,9 +826,43 @@
     </w:p>
     <w:p>
       <w:pPr>
-        <w:shd w:val="clear" w:color="auto" w:fill="F3F4F6"/>
-        <w:spacing w:before="120" w:after="120"/>
-        <w:ind w:left="300" w:right="300"/>
+        <w:shd w:val="clear" w:color="auto" w:fill="F6F8FA"/>
+        <w:tabs>
+          <w:tab w:val="left" w:pos="916"/>
+          <w:tab w:val="left" w:pos="1832"/>
+          <w:tab w:val="left" w:pos="2748"/>
+          <w:tab w:val="left" w:pos="3664"/>
+          <w:tab w:val="left" w:pos="4580"/>
+          <w:tab w:val="left" w:pos="5496"/>
+          <w:tab w:val="left" w:pos="6412"/>
+          <w:tab w:val="left" w:pos="7328"/>
+          <w:tab w:val="left" w:pos="8244"/>
+          <w:tab w:val="left" w:pos="9160"/>
+          <w:tab w:val="left" w:pos="10076"/>
+          <w:tab w:val="left" w:pos="10992"/>
+          <w:tab w:val="left" w:pos="11908"/>
+          <w:tab w:val="left" w:pos="12824"/>
+          <w:tab w:val="left" w:pos="13740"/>
+          <w:tab w:val="left" w:pos="14656"/>
+        </w:tabs>
+        <w:ind w:left="360"/>
+        <w:rPr>
+          <w:rFonts w:ascii="Consolas" w:hAnsi="Consolas" w:cs="Courier New"/>
+          <w:color w:val="1F2328"/>
+        </w:rPr>
+      </w:pPr>
+      <w:r>
+        <w:rPr>
+          <w:rFonts w:ascii="Consolas" w:hAnsi="Consolas" w:cs="Courier New"/>
+          <w:color w:val="1F2328"/>
+        </w:rPr>
+        <w:t>pip install -r requirements.txt</w:t>
+      </w:r>
+    </w:p>
+    <w:p>
+      <w:pPr>
+        <w:spacing w:after="80" w:line="300" w:lineRule="auto"/>
+        <w:ind w:firstLine="360"/>
       </w:pPr>
       <w:r>
         <w:rPr>
@@ -746,8 +870,9 @@
           <w:color w:val="1B2A4A"/>
           <w:sz w:val="19"/>
           <w:szCs w:val="19"/>
-        </w:rPr>
-        <w:t>uvicorn api.app:app --host 0.0.0.0 --port 8000 --reload</w:t>
+          <w:highlight w:val="lightGray"/>
+        </w:rPr>
+        <w:t>uvicorn SEAP:app --reload --port 8000</w:t>
       </w:r>
     </w:p>
     <w:p>
@@ -788,7 +913,34 @@
           <w:sz w:val="21"/>
           <w:szCs w:val="21"/>
         </w:rPr>
-        <w:t xml:space="preserve">From a different terminal, </w:t>
+        <w:t>Open</w:t>
+      </w:r>
+      <w:r>
+        <w:rPr>
+          <w:rFonts w:ascii="Arial" w:eastAsia="Arial" w:hAnsi="Arial" w:cs="Arial"/>
+          <w:color w:val="374151"/>
+          <w:sz w:val="21"/>
+          <w:szCs w:val="21"/>
+        </w:rPr>
+        <w:t xml:space="preserve"> a differen</w:t>
+      </w:r>
+      <w:r>
+        <w:rPr>
+          <w:rFonts w:ascii="Arial" w:eastAsia="Arial" w:hAnsi="Arial" w:cs="Arial"/>
+          <w:color w:val="374151"/>
+          <w:sz w:val="21"/>
+          <w:szCs w:val="21"/>
+        </w:rPr>
+        <w:t xml:space="preserve">t </w:t>
+      </w:r>
+      <w:r>
+        <w:rPr>
+          <w:rFonts w:ascii="Arial" w:eastAsia="Arial" w:hAnsi="Arial" w:cs="Arial"/>
+          <w:color w:val="374151"/>
+          <w:sz w:val="21"/>
+          <w:szCs w:val="21"/>
+        </w:rPr>
+        <w:t xml:space="preserve">terminal, </w:t>
       </w:r>
       <w:r>
         <w:rPr>
@@ -833,7 +985,25 @@
           <w:sz w:val="21"/>
           <w:szCs w:val="21"/>
         </w:rPr>
-        <w:t xml:space="preserve"> directory and run:</w:t>
+        <w:t xml:space="preserve"> directory</w:t>
+      </w:r>
+      <w:r>
+        <w:rPr>
+          <w:rFonts w:ascii="Arial" w:eastAsia="Arial" w:hAnsi="Arial" w:cs="Arial"/>
+          <w:color w:val="374151"/>
+          <w:sz w:val="21"/>
+          <w:szCs w:val="21"/>
+        </w:rPr>
+        <w:t xml:space="preserve"> (by doing (cd ReplaySys from the main S.E.A.P directory)</w:t>
+      </w:r>
+      <w:r>
+        <w:rPr>
+          <w:rFonts w:ascii="Arial" w:eastAsia="Arial" w:hAnsi="Arial" w:cs="Arial"/>
+          <w:color w:val="374151"/>
+          <w:sz w:val="21"/>
+          <w:szCs w:val="21"/>
+        </w:rPr>
+        <w:t xml:space="preserve"> and run:</w:t>
       </w:r>
     </w:p>
     <w:p>
@@ -849,7 +1019,16 @@
           <w:sz w:val="19"/>
           <w:szCs w:val="19"/>
         </w:rPr>
-        <w:t>npm install &amp;&amp; npm start</w:t>
+        <w:t xml:space="preserve">npm install &amp;&amp; npm </w:t>
+      </w:r>
+      <w:r>
+        <w:rPr>
+          <w:rFonts w:ascii="Consolas" w:eastAsia="Consolas" w:hAnsi="Consolas" w:cs="Consolas"/>
+          <w:color w:val="1B2A4A"/>
+          <w:sz w:val="19"/>
+          <w:szCs w:val="19"/>
+        </w:rPr>
+        <w:t>run dev</w:t>
       </w:r>
     </w:p>
     <w:p>
@@ -897,16 +1076,7 @@
           <w:sz w:val="21"/>
           <w:szCs w:val="21"/>
         </w:rPr>
-        <w:t xml:space="preserve"> http://localhost:5173/</w:t>
-      </w:r>
-      <w:r>
-        <w:rPr>
-          <w:rFonts w:ascii="Arial" w:eastAsia="Arial" w:hAnsi="Arial" w:cs="Arial"/>
-          <w:color w:val="374151"/>
-          <w:sz w:val="21"/>
-          <w:szCs w:val="21"/>
-        </w:rPr>
-        <w:t xml:space="preserve"> </w:t>
+        <w:t xml:space="preserve"> http://localhost:5173/ </w:t>
       </w:r>
       <w:r>
         <w:rPr>
@@ -1004,7 +1174,7 @@
                     </pic:cNvPicPr>
                   </pic:nvPicPr>
                   <pic:blipFill>
-                    <a:blip r:embed="rId11"/>
+                    <a:blip r:embed="rId12"/>
                     <a:srcRect/>
                     <a:stretch>
                       <a:fillRect/>
@@ -1049,12 +1219,6 @@
         <w:gridCol w:w="2500"/>
       </w:tblGrid>
       <w:tr>
-        <w:tblPrEx>
-          <w:tblCellMar>
-            <w:top w:w="0" w:type="dxa"/>
-            <w:bottom w:w="0" w:type="dxa"/>
-          </w:tblCellMar>
-        </w:tblPrEx>
         <w:trPr>
           <w:tblHeader/>
         </w:trPr>
@@ -1141,12 +1305,6 @@
         </w:tc>
       </w:tr>
       <w:tr>
-        <w:tblPrEx>
-          <w:tblCellMar>
-            <w:top w:w="0" w:type="dxa"/>
-            <w:bottom w:w="0" w:type="dxa"/>
-          </w:tblCellMar>
-        </w:tblPrEx>
         <w:tc>
           <w:tcPr>
             <w:tcW w:w="2500" w:type="dxa"/>
@@ -1242,12 +1400,6 @@
         </w:tc>
       </w:tr>
       <w:tr>
-        <w:tblPrEx>
-          <w:tblCellMar>
-            <w:top w:w="0" w:type="dxa"/>
-            <w:bottom w:w="0" w:type="dxa"/>
-          </w:tblCellMar>
-        </w:tblPrEx>
         <w:tc>
           <w:tcPr>
             <w:tcW w:w="2500" w:type="dxa"/>
@@ -1343,12 +1495,6 @@
         </w:tc>
       </w:tr>
       <w:tr>
-        <w:tblPrEx>
-          <w:tblCellMar>
-            <w:top w:w="0" w:type="dxa"/>
-            <w:bottom w:w="0" w:type="dxa"/>
-          </w:tblCellMar>
-        </w:tblPrEx>
         <w:tc>
           <w:tcPr>
             <w:tcW w:w="2500" w:type="dxa"/>
@@ -1628,7 +1774,7 @@
                     </pic:cNvPicPr>
                   </pic:nvPicPr>
                   <pic:blipFill>
-                    <a:blip r:embed="rId12"/>
+                    <a:blip r:embed="rId13"/>
                     <a:srcRect/>
                     <a:stretch>
                       <a:fillRect/>
@@ -1886,7 +2032,7 @@
                     </pic:cNvPicPr>
                   </pic:nvPicPr>
                   <pic:blipFill>
-                    <a:blip r:embed="rId13"/>
+                    <a:blip r:embed="rId14"/>
                     <a:srcRect/>
                     <a:stretch>
                       <a:fillRect/>
@@ -1946,12 +2092,6 @@
         <w:gridCol w:w="6360"/>
       </w:tblGrid>
       <w:tr>
-        <w:tblPrEx>
-          <w:tblCellMar>
-            <w:top w:w="0" w:type="dxa"/>
-            <w:bottom w:w="0" w:type="dxa"/>
-          </w:tblCellMar>
-        </w:tblPrEx>
         <w:trPr>
           <w:tblHeader/>
         </w:trPr>
@@ -2011,12 +2151,6 @@
         </w:tc>
       </w:tr>
       <w:tr>
-        <w:tblPrEx>
-          <w:tblCellMar>
-            <w:top w:w="0" w:type="dxa"/>
-            <w:bottom w:w="0" w:type="dxa"/>
-          </w:tblCellMar>
-        </w:tblPrEx>
         <w:tc>
           <w:tcPr>
             <w:tcW w:w="3000" w:type="dxa"/>
@@ -2081,12 +2215,6 @@
         </w:tc>
       </w:tr>
       <w:tr>
-        <w:tblPrEx>
-          <w:tblCellMar>
-            <w:top w:w="0" w:type="dxa"/>
-            <w:bottom w:w="0" w:type="dxa"/>
-          </w:tblCellMar>
-        </w:tblPrEx>
         <w:tc>
           <w:tcPr>
             <w:tcW w:w="3000" w:type="dxa"/>
@@ -2151,12 +2279,6 @@
         </w:tc>
       </w:tr>
       <w:tr>
-        <w:tblPrEx>
-          <w:tblCellMar>
-            <w:top w:w="0" w:type="dxa"/>
-            <w:bottom w:w="0" w:type="dxa"/>
-          </w:tblCellMar>
-        </w:tblPrEx>
         <w:tc>
           <w:tcPr>
             <w:tcW w:w="3000" w:type="dxa"/>
@@ -2221,12 +2343,6 @@
         </w:tc>
       </w:tr>
       <w:tr>
-        <w:tblPrEx>
-          <w:tblCellMar>
-            <w:top w:w="0" w:type="dxa"/>
-            <w:bottom w:w="0" w:type="dxa"/>
-          </w:tblCellMar>
-        </w:tblPrEx>
         <w:tc>
           <w:tcPr>
             <w:tcW w:w="3000" w:type="dxa"/>
@@ -2474,7 +2590,7 @@
                     </pic:cNvPicPr>
                   </pic:nvPicPr>
                   <pic:blipFill>
-                    <a:blip r:embed="rId14"/>
+                    <a:blip r:embed="rId15"/>
                     <a:srcRect/>
                     <a:stretch>
                       <a:fillRect/>
@@ -2526,192 +2642,6 @@
             <wp:extent cx="1714500" cy="1704975"/>
             <wp:effectExtent l="0" t="0" r="0" b="0"/>
             <wp:docPr id="1125526144" name="image7.png" descr="image7.png" title="image7.png"/>
-            <wp:cNvGraphicFramePr>
-              <a:graphicFrameLocks xmlns:a="http://schemas.openxmlformats.org/drawingml/2006/main" noChangeAspect="1"/>
-            </wp:cNvGraphicFramePr>
-            <a:graphic xmlns:a="http://schemas.openxmlformats.org/drawingml/2006/main">
-              <a:graphicData uri="http://schemas.openxmlformats.org/drawingml/2006/picture">
-                <pic:pic xmlns:pic="http://schemas.openxmlformats.org/drawingml/2006/picture">
-                  <pic:nvPicPr>
-                    <pic:cNvPr id="0" name=""/>
-                    <pic:cNvPicPr>
-                      <a:picLocks noChangeAspect="1" noChangeArrowheads="1"/>
-                    </pic:cNvPicPr>
-                  </pic:nvPicPr>
-                  <pic:blipFill>
-                    <a:blip r:embed="rId15"/>
-                    <a:srcRect/>
-                    <a:stretch>
-                      <a:fillRect/>
-                    </a:stretch>
-                  </pic:blipFill>
-                  <pic:spPr bwMode="auto">
-                    <a:xfrm>
-                      <a:off x="0" y="0"/>
-                      <a:ext cx="1714500" cy="1704975"/>
-                    </a:xfrm>
-                    <a:prstGeom prst="rect">
-                      <a:avLst/>
-                    </a:prstGeom>
-                  </pic:spPr>
-                </pic:pic>
-              </a:graphicData>
-            </a:graphic>
-          </wp:inline>
-        </w:drawing>
-      </w:r>
-    </w:p>
-    <w:p>
-      <w:pPr>
-        <w:spacing w:after="120" w:line="300" w:lineRule="auto"/>
-      </w:pPr>
-      <w:r>
-        <w:rPr>
-          <w:rFonts w:ascii="Arial" w:eastAsia="Arial" w:hAnsi="Arial" w:cs="Arial"/>
-          <w:b/>
-          <w:bCs/>
-          <w:color w:val="374151"/>
-          <w:sz w:val="21"/>
-          <w:szCs w:val="21"/>
-        </w:rPr>
-        <w:t>Mode</w:t>
-      </w:r>
-      <w:r>
-        <w:rPr>
-          <w:rFonts w:ascii="Arial" w:eastAsia="Arial" w:hAnsi="Arial" w:cs="Arial"/>
-          <w:color w:val="374151"/>
-          <w:sz w:val="21"/>
-          <w:szCs w:val="21"/>
-        </w:rPr>
-        <w:t xml:space="preserve"> determines what type of planes can use the runway: Take-off, Landing, or Mixed.</w:t>
-      </w:r>
-    </w:p>
-    <w:p>
-      <w:pPr>
-        <w:spacing w:after="120" w:line="300" w:lineRule="auto"/>
-      </w:pPr>
-      <w:r>
-        <w:rPr>
-          <w:rFonts w:ascii="Arial" w:eastAsia="Arial" w:hAnsi="Arial" w:cs="Arial"/>
-          <w:b/>
-          <w:bCs/>
-          <w:color w:val="374151"/>
-          <w:sz w:val="21"/>
-          <w:szCs w:val="21"/>
-        </w:rPr>
-        <w:t>Status</w:t>
-      </w:r>
-      <w:r>
-        <w:rPr>
-          <w:rFonts w:ascii="Arial" w:eastAsia="Arial" w:hAnsi="Arial" w:cs="Arial"/>
-          <w:color w:val="374151"/>
-          <w:sz w:val="21"/>
-          <w:szCs w:val="21"/>
-        </w:rPr>
-        <w:t xml:space="preserve"> determines runway availability: Available, Runway Inspection, Snow Clearance, or Equipment Failure.</w:t>
-      </w:r>
-    </w:p>
-    <w:p>
-      <w:pPr>
-        <w:pBdr>
-          <w:left w:val="single" w:sz="12" w:space="8" w:color="D4A843"/>
-        </w:pBdr>
-        <w:shd w:val="clear" w:color="auto" w:fill="FFF8EC"/>
-        <w:spacing w:before="160" w:after="160"/>
-        <w:ind w:left="200"/>
-      </w:pPr>
-      <w:r>
-        <w:rPr>
-          <w:rFonts w:ascii="Arial" w:eastAsia="Arial" w:hAnsi="Arial" w:cs="Arial"/>
-          <w:b/>
-          <w:bCs/>
-          <w:color w:val="D4A843"/>
-        </w:rPr>
-        <w:t xml:space="preserve">Note: </w:t>
-      </w:r>
-      <w:r>
-        <w:rPr>
-          <w:rFonts w:ascii="Arial" w:eastAsia="Arial" w:hAnsi="Arial" w:cs="Arial"/>
-          <w:i/>
-          <w:iCs/>
-          <w:color w:val="374151"/>
-        </w:rPr>
-        <w:t>Dropdowns are locked during playback and when a runway is in use. Pause the simulation to make changes.</w:t>
-      </w:r>
-    </w:p>
-    <w:p>
-      <w:r>
-        <w:br w:type="page"/>
-      </w:r>
-    </w:p>
-    <w:p>
-      <w:pPr>
-        <w:pBdr>
-          <w:left w:val="single" w:sz="18" w:space="8" w:color="2E75B6"/>
-        </w:pBdr>
-        <w:spacing w:before="400" w:after="200"/>
-        <w:ind w:left="200"/>
-      </w:pPr>
-      <w:r>
-        <w:rPr>
-          <w:rFonts w:ascii="Arial" w:eastAsia="Arial" w:hAnsi="Arial" w:cs="Arial"/>
-          <w:b/>
-          <w:bCs/>
-          <w:color w:val="3A8FD6"/>
-          <w:sz w:val="32"/>
-          <w:szCs w:val="32"/>
-        </w:rPr>
-        <w:lastRenderedPageBreak/>
-        <w:t xml:space="preserve">5. </w:t>
-      </w:r>
-      <w:r>
-        <w:rPr>
-          <w:rFonts w:ascii="Arial" w:eastAsia="Arial" w:hAnsi="Arial" w:cs="Arial"/>
-          <w:b/>
-          <w:bCs/>
-          <w:color w:val="1B2A4A"/>
-          <w:sz w:val="32"/>
-          <w:szCs w:val="32"/>
-        </w:rPr>
-        <w:t>Takeoff Queue &amp; Holding Pattern</w:t>
-      </w:r>
-    </w:p>
-    <w:p>
-      <w:pPr>
-        <w:pBdr>
-          <w:bottom w:val="single" w:sz="2" w:space="4" w:color="E5E7EB"/>
-        </w:pBdr>
-        <w:spacing w:before="300" w:after="300"/>
-      </w:pPr>
-    </w:p>
-    <w:p>
-      <w:pPr>
-        <w:spacing w:after="120" w:line="300" w:lineRule="auto"/>
-      </w:pPr>
-      <w:r>
-        <w:rPr>
-          <w:rFonts w:ascii="Arial" w:eastAsia="Arial" w:hAnsi="Arial" w:cs="Arial"/>
-          <w:color w:val="374151"/>
-          <w:sz w:val="21"/>
-          <w:szCs w:val="21"/>
-        </w:rPr>
-        <w:t>These two tables on the left sidebar show planes waiting for a runway.</w:t>
-      </w:r>
-    </w:p>
-    <w:p>
-      <w:pPr>
-        <w:spacing w:before="200" w:after="200"/>
-        <w:jc w:val="center"/>
-      </w:pPr>
-      <w:r>
-        <w:rPr>
-          <w:noProof/>
-        </w:rPr>
-        <w:drawing>
-          <wp:inline distT="0" distB="0" distL="0" distR="0" wp14:anchorId="1BE704C4" wp14:editId="08AE8CD4">
-            <wp:extent cx="1524000" cy="3848100"/>
-            <wp:effectExtent l="0" t="0" r="0" b="0"/>
-            <wp:docPr id="1811031532" name="image8.png" descr="image8.png" title="image8.png"/>
             <wp:cNvGraphicFramePr>
               <a:graphicFrameLocks xmlns:a="http://schemas.openxmlformats.org/drawingml/2006/main" noChangeAspect="1"/>
             </wp:cNvGraphicFramePr>
@@ -2734,7 +2664,7 @@
                   <pic:spPr bwMode="auto">
                     <a:xfrm>
                       <a:off x="0" y="0"/>
-                      <a:ext cx="1524000" cy="3848100"/>
+                      <a:ext cx="1714500" cy="1704975"/>
                     </a:xfrm>
                     <a:prstGeom prst="rect">
                       <a:avLst/>
@@ -2749,19 +2679,126 @@
     </w:p>
     <w:p>
       <w:pPr>
-        <w:spacing w:before="300" w:after="120"/>
-      </w:pPr>
+        <w:spacing w:after="120" w:line="300" w:lineRule="auto"/>
+      </w:pPr>
+      <w:r>
+        <w:rPr>
+          <w:rFonts w:ascii="Arial" w:eastAsia="Arial" w:hAnsi="Arial" w:cs="Arial"/>
+          <w:b/>
+          <w:bCs/>
+          <w:color w:val="374151"/>
+          <w:sz w:val="21"/>
+          <w:szCs w:val="21"/>
+        </w:rPr>
+        <w:t>Mode</w:t>
+      </w:r>
+      <w:r>
+        <w:rPr>
+          <w:rFonts w:ascii="Arial" w:eastAsia="Arial" w:hAnsi="Arial" w:cs="Arial"/>
+          <w:color w:val="374151"/>
+          <w:sz w:val="21"/>
+          <w:szCs w:val="21"/>
+        </w:rPr>
+        <w:t xml:space="preserve"> determines what type of planes can use the runway: Take-off, Landing, or Mixed.</w:t>
+      </w:r>
+    </w:p>
+    <w:p>
+      <w:pPr>
+        <w:spacing w:after="120" w:line="300" w:lineRule="auto"/>
+      </w:pPr>
+      <w:r>
+        <w:rPr>
+          <w:rFonts w:ascii="Arial" w:eastAsia="Arial" w:hAnsi="Arial" w:cs="Arial"/>
+          <w:b/>
+          <w:bCs/>
+          <w:color w:val="374151"/>
+          <w:sz w:val="21"/>
+          <w:szCs w:val="21"/>
+        </w:rPr>
+        <w:t>Status</w:t>
+      </w:r>
+      <w:r>
+        <w:rPr>
+          <w:rFonts w:ascii="Arial" w:eastAsia="Arial" w:hAnsi="Arial" w:cs="Arial"/>
+          <w:color w:val="374151"/>
+          <w:sz w:val="21"/>
+          <w:szCs w:val="21"/>
+        </w:rPr>
+        <w:t xml:space="preserve"> determines runway availability: Available, Runway Inspection, Snow Clearance, or Equipment Failure.</w:t>
+      </w:r>
+    </w:p>
+    <w:p>
+      <w:pPr>
+        <w:pBdr>
+          <w:left w:val="single" w:sz="12" w:space="8" w:color="D4A843"/>
+        </w:pBdr>
+        <w:shd w:val="clear" w:color="auto" w:fill="FFF8EC"/>
+        <w:spacing w:before="160" w:after="160"/>
+        <w:ind w:left="200"/>
+      </w:pPr>
+      <w:r>
+        <w:rPr>
+          <w:rFonts w:ascii="Arial" w:eastAsia="Arial" w:hAnsi="Arial" w:cs="Arial"/>
+          <w:b/>
+          <w:bCs/>
+          <w:color w:val="D4A843"/>
+        </w:rPr>
+        <w:t xml:space="preserve">Note: </w:t>
+      </w:r>
+      <w:r>
+        <w:rPr>
+          <w:rFonts w:ascii="Arial" w:eastAsia="Arial" w:hAnsi="Arial" w:cs="Arial"/>
+          <w:i/>
+          <w:iCs/>
+          <w:color w:val="374151"/>
+        </w:rPr>
+        <w:t>Dropdowns are locked during playback and when a runway is in use. Pause the simulation to make changes.</w:t>
+      </w:r>
+    </w:p>
+    <w:p>
+      <w:r>
+        <w:br w:type="page"/>
+      </w:r>
+    </w:p>
+    <w:p>
+      <w:pPr>
+        <w:pBdr>
+          <w:left w:val="single" w:sz="18" w:space="8" w:color="2E75B6"/>
+        </w:pBdr>
+        <w:spacing w:before="400" w:after="200"/>
+        <w:ind w:left="200"/>
+      </w:pPr>
+      <w:r>
+        <w:rPr>
+          <w:rFonts w:ascii="Arial" w:eastAsia="Arial" w:hAnsi="Arial" w:cs="Arial"/>
+          <w:b/>
+          <w:bCs/>
+          <w:color w:val="3A8FD6"/>
+          <w:sz w:val="32"/>
+          <w:szCs w:val="32"/>
+        </w:rPr>
+        <w:lastRenderedPageBreak/>
+        <w:t xml:space="preserve">5. </w:t>
+      </w:r>
       <w:r>
         <w:rPr>
           <w:rFonts w:ascii="Arial" w:eastAsia="Arial" w:hAnsi="Arial" w:cs="Arial"/>
           <w:b/>
           <w:bCs/>
           <w:color w:val="1B2A4A"/>
-          <w:sz w:val="24"/>
-          <w:szCs w:val="24"/>
-        </w:rPr>
-        <w:t>Takeoff Queue</w:t>
-      </w:r>
+          <w:sz w:val="32"/>
+          <w:szCs w:val="32"/>
+        </w:rPr>
+        <w:t>Takeoff Queue &amp; Holding Pattern</w:t>
+      </w:r>
+    </w:p>
+    <w:p>
+      <w:pPr>
+        <w:pBdr>
+          <w:bottom w:val="single" w:sz="2" w:space="4" w:color="E5E7EB"/>
+        </w:pBdr>
+        <w:spacing w:before="300" w:after="300"/>
+      </w:pPr>
     </w:p>
     <w:p>
       <w:pPr>
@@ -2774,67 +2811,7 @@
           <w:sz w:val="21"/>
           <w:szCs w:val="21"/>
         </w:rPr>
-        <w:t>Displays outbound planes waiting on the ground. Columns: Call-sign, Destination, Time.</w:t>
-      </w:r>
-    </w:p>
-    <w:p>
-      <w:pPr>
-        <w:spacing w:before="300" w:after="120"/>
-      </w:pPr>
-      <w:r>
-        <w:rPr>
-          <w:rFonts w:ascii="Arial" w:eastAsia="Arial" w:hAnsi="Arial" w:cs="Arial"/>
-          <w:b/>
-          <w:bCs/>
-          <w:color w:val="1B2A4A"/>
-          <w:sz w:val="24"/>
-          <w:szCs w:val="24"/>
-        </w:rPr>
-        <w:t>Holding Pattern</w:t>
-      </w:r>
-    </w:p>
-    <w:p>
-      <w:pPr>
-        <w:spacing w:after="120" w:line="300" w:lineRule="auto"/>
-      </w:pPr>
-      <w:r>
-        <w:rPr>
-          <w:rFonts w:ascii="Arial" w:eastAsia="Arial" w:hAnsi="Arial" w:cs="Arial"/>
-          <w:color w:val="374151"/>
-          <w:sz w:val="21"/>
-          <w:szCs w:val="21"/>
-        </w:rPr>
-        <w:t>Displays inbound planes circling overhead. Columns: Call-sign, Origin, Time.</w:t>
-      </w:r>
-    </w:p>
-    <w:p>
-      <w:pPr>
-        <w:spacing w:before="300" w:after="120"/>
-      </w:pPr>
-      <w:r>
-        <w:rPr>
-          <w:rFonts w:ascii="Arial" w:eastAsia="Arial" w:hAnsi="Arial" w:cs="Arial"/>
-          <w:b/>
-          <w:bCs/>
-          <w:color w:val="1B2A4A"/>
-          <w:sz w:val="24"/>
-          <w:szCs w:val="24"/>
-        </w:rPr>
-        <w:t>Emergency Toggle (Holding Pattern only)</w:t>
-      </w:r>
-    </w:p>
-    <w:p>
-      <w:pPr>
-        <w:spacing w:after="120" w:line="300" w:lineRule="auto"/>
-      </w:pPr>
-      <w:r>
-        <w:rPr>
-          <w:rFonts w:ascii="Arial" w:eastAsia="Arial" w:hAnsi="Arial" w:cs="Arial"/>
-          <w:color w:val="374151"/>
-          <w:sz w:val="21"/>
-          <w:szCs w:val="21"/>
-        </w:rPr>
-        <w:t>Hover over any row in the Holding Pattern table to reveal a popup with an emergency toggle switch. This allows you to manually declare an emergency for a specific aircraft, which prioritises it for landing.</w:t>
+        <w:t>These two tables on the left sidebar show planes waiting for a runway.</w:t>
       </w:r>
     </w:p>
     <w:p>
@@ -2847,10 +2824,10 @@
           <w:noProof/>
         </w:rPr>
         <w:drawing>
-          <wp:inline distT="0" distB="0" distL="0" distR="0" wp14:anchorId="2B5D4848" wp14:editId="34AAAC87">
-            <wp:extent cx="2381250" cy="1171575"/>
+          <wp:inline distT="0" distB="0" distL="0" distR="0" wp14:anchorId="1BE704C4" wp14:editId="08AE8CD4">
+            <wp:extent cx="1524000" cy="3848100"/>
             <wp:effectExtent l="0" t="0" r="0" b="0"/>
-            <wp:docPr id="1413807942" name="image9.png" descr="image9.png" title="image9.png"/>
+            <wp:docPr id="1811031532" name="image8.png" descr="image8.png" title="image8.png"/>
             <wp:cNvGraphicFramePr>
               <a:graphicFrameLocks xmlns:a="http://schemas.openxmlformats.org/drawingml/2006/main" noChangeAspect="1"/>
             </wp:cNvGraphicFramePr>
@@ -2873,7 +2850,7 @@
                   <pic:spPr bwMode="auto">
                     <a:xfrm>
                       <a:off x="0" y="0"/>
-                      <a:ext cx="2381250" cy="1171575"/>
+                      <a:ext cx="1524000" cy="3848100"/>
                     </a:xfrm>
                     <a:prstGeom prst="rect">
                       <a:avLst/>
@@ -2888,94 +2865,6 @@
     </w:p>
     <w:p>
       <w:pPr>
-        <w:pBdr>
-          <w:left w:val="single" w:sz="12" w:space="8" w:color="D4A843"/>
-        </w:pBdr>
-        <w:shd w:val="clear" w:color="auto" w:fill="FFF8EC"/>
-        <w:spacing w:before="160" w:after="160"/>
-        <w:ind w:left="200"/>
-      </w:pPr>
-      <w:r>
-        <w:rPr>
-          <w:rFonts w:ascii="Arial" w:eastAsia="Arial" w:hAnsi="Arial" w:cs="Arial"/>
-          <w:b/>
-          <w:bCs/>
-          <w:color w:val="D4A843"/>
-        </w:rPr>
-        <w:lastRenderedPageBreak/>
-        <w:t xml:space="preserve">Note: </w:t>
-      </w:r>
-      <w:r>
-        <w:rPr>
-          <w:rFonts w:ascii="Arial" w:eastAsia="Arial" w:hAnsi="Arial" w:cs="Arial"/>
-          <w:i/>
-          <w:iCs/>
-          <w:color w:val="374151"/>
-        </w:rPr>
-        <w:t>The emergency toggle is only available for planes in the holding pattern (airborne planes), not the takeoff queue. It is disabled during playback — pause the simulation first.</w:t>
-      </w:r>
-    </w:p>
-    <w:p>
-      <w:r>
-        <w:br w:type="page"/>
-      </w:r>
-    </w:p>
-    <w:p>
-      <w:pPr>
-        <w:pBdr>
-          <w:left w:val="single" w:sz="18" w:space="8" w:color="2E75B6"/>
-        </w:pBdr>
-        <w:spacing w:before="400" w:after="200"/>
-        <w:ind w:left="200"/>
-      </w:pPr>
-      <w:r>
-        <w:rPr>
-          <w:rFonts w:ascii="Arial" w:eastAsia="Arial" w:hAnsi="Arial" w:cs="Arial"/>
-          <w:b/>
-          <w:bCs/>
-          <w:color w:val="3A8FD6"/>
-          <w:sz w:val="32"/>
-          <w:szCs w:val="32"/>
-        </w:rPr>
-        <w:lastRenderedPageBreak/>
-        <w:t xml:space="preserve">6. </w:t>
-      </w:r>
-      <w:r>
-        <w:rPr>
-          <w:rFonts w:ascii="Arial" w:eastAsia="Arial" w:hAnsi="Arial" w:cs="Arial"/>
-          <w:b/>
-          <w:bCs/>
-          <w:color w:val="1B2A4A"/>
-          <w:sz w:val="32"/>
-          <w:szCs w:val="32"/>
-        </w:rPr>
-        <w:t>Timeline Controller</w:t>
-      </w:r>
-    </w:p>
-    <w:p>
-      <w:pPr>
-        <w:pBdr>
-          <w:bottom w:val="single" w:sz="2" w:space="4" w:color="E5E7EB"/>
-        </w:pBdr>
-        <w:spacing w:before="300" w:after="300"/>
-      </w:pPr>
-    </w:p>
-    <w:p>
-      <w:pPr>
-        <w:spacing w:after="120" w:line="300" w:lineRule="auto"/>
-      </w:pPr>
-      <w:r>
-        <w:rPr>
-          <w:rFonts w:ascii="Arial" w:eastAsia="Arial" w:hAnsi="Arial" w:cs="Arial"/>
-          <w:color w:val="374151"/>
-          <w:sz w:val="21"/>
-          <w:szCs w:val="21"/>
-        </w:rPr>
-        <w:t>The timeline at the bottom of the centre panel controls simulation playback.</w:t>
-      </w:r>
-    </w:p>
-    <w:p>
-      <w:pPr>
         <w:spacing w:before="300" w:after="120"/>
       </w:pPr>
       <w:r>
@@ -2987,7 +2876,81 @@
           <w:sz w:val="24"/>
           <w:szCs w:val="24"/>
         </w:rPr>
-        <w:t>Slider</w:t>
+        <w:t>Takeoff Queue</w:t>
+      </w:r>
+    </w:p>
+    <w:p>
+      <w:pPr>
+        <w:spacing w:after="120" w:line="300" w:lineRule="auto"/>
+      </w:pPr>
+      <w:r>
+        <w:rPr>
+          <w:rFonts w:ascii="Arial" w:eastAsia="Arial" w:hAnsi="Arial" w:cs="Arial"/>
+          <w:color w:val="374151"/>
+          <w:sz w:val="21"/>
+          <w:szCs w:val="21"/>
+        </w:rPr>
+        <w:t>Displays outbound planes waiting on the ground. Columns: Call-sign, Destination, Time.</w:t>
+      </w:r>
+    </w:p>
+    <w:p>
+      <w:pPr>
+        <w:spacing w:before="300" w:after="120"/>
+      </w:pPr>
+      <w:r>
+        <w:rPr>
+          <w:rFonts w:ascii="Arial" w:eastAsia="Arial" w:hAnsi="Arial" w:cs="Arial"/>
+          <w:b/>
+          <w:bCs/>
+          <w:color w:val="1B2A4A"/>
+          <w:sz w:val="24"/>
+          <w:szCs w:val="24"/>
+        </w:rPr>
+        <w:t>Holding Pattern</w:t>
+      </w:r>
+    </w:p>
+    <w:p>
+      <w:pPr>
+        <w:spacing w:after="120" w:line="300" w:lineRule="auto"/>
+      </w:pPr>
+      <w:r>
+        <w:rPr>
+          <w:rFonts w:ascii="Arial" w:eastAsia="Arial" w:hAnsi="Arial" w:cs="Arial"/>
+          <w:color w:val="374151"/>
+          <w:sz w:val="21"/>
+          <w:szCs w:val="21"/>
+        </w:rPr>
+        <w:t>Displays inbound planes circling overhead. Columns: Call-sign, Origin, Time.</w:t>
+      </w:r>
+    </w:p>
+    <w:p>
+      <w:pPr>
+        <w:spacing w:before="300" w:after="120"/>
+      </w:pPr>
+      <w:r>
+        <w:rPr>
+          <w:rFonts w:ascii="Arial" w:eastAsia="Arial" w:hAnsi="Arial" w:cs="Arial"/>
+          <w:b/>
+          <w:bCs/>
+          <w:color w:val="1B2A4A"/>
+          <w:sz w:val="24"/>
+          <w:szCs w:val="24"/>
+        </w:rPr>
+        <w:t>Emergency Toggle (Holding Pattern only)</w:t>
+      </w:r>
+    </w:p>
+    <w:p>
+      <w:pPr>
+        <w:spacing w:after="120" w:line="300" w:lineRule="auto"/>
+      </w:pPr>
+      <w:r>
+        <w:rPr>
+          <w:rFonts w:ascii="Arial" w:eastAsia="Arial" w:hAnsi="Arial" w:cs="Arial"/>
+          <w:color w:val="374151"/>
+          <w:sz w:val="21"/>
+          <w:szCs w:val="21"/>
+        </w:rPr>
+        <w:t>Hover over any row in the Holding Pattern table to reveal a popup with an emergency toggle switch. This allows you to manually declare an emergency for a specific aircraft, which prioritises it for landing.</w:t>
       </w:r>
     </w:p>
     <w:p>
@@ -3000,10 +2963,10 @@
           <w:noProof/>
         </w:rPr>
         <w:drawing>
-          <wp:inline distT="0" distB="0" distL="0" distR="0" wp14:anchorId="12A97DA1" wp14:editId="0B454104">
-            <wp:extent cx="4572000" cy="923925"/>
+          <wp:inline distT="0" distB="0" distL="0" distR="0" wp14:anchorId="2B5D4848" wp14:editId="34AAAC87">
+            <wp:extent cx="2381250" cy="1171575"/>
             <wp:effectExtent l="0" t="0" r="0" b="0"/>
-            <wp:docPr id="1766140521" name="image10.png" descr="image10.png" title="image10.png"/>
+            <wp:docPr id="1413807942" name="image9.png" descr="image9.png" title="image9.png"/>
             <wp:cNvGraphicFramePr>
               <a:graphicFrameLocks xmlns:a="http://schemas.openxmlformats.org/drawingml/2006/main" noChangeAspect="1"/>
             </wp:cNvGraphicFramePr>
@@ -3026,7 +2989,7 @@
                   <pic:spPr bwMode="auto">
                     <a:xfrm>
                       <a:off x="0" y="0"/>
-                      <a:ext cx="4572000" cy="923925"/>
+                      <a:ext cx="2381250" cy="1171575"/>
                     </a:xfrm>
                     <a:prstGeom prst="rect">
                       <a:avLst/>
@@ -3041,6 +3004,80 @@
     </w:p>
     <w:p>
       <w:pPr>
+        <w:pBdr>
+          <w:left w:val="single" w:sz="12" w:space="8" w:color="D4A843"/>
+        </w:pBdr>
+        <w:shd w:val="clear" w:color="auto" w:fill="FFF8EC"/>
+        <w:spacing w:before="160" w:after="160"/>
+        <w:ind w:left="200"/>
+      </w:pPr>
+      <w:r>
+        <w:rPr>
+          <w:rFonts w:ascii="Arial" w:eastAsia="Arial" w:hAnsi="Arial" w:cs="Arial"/>
+          <w:b/>
+          <w:bCs/>
+          <w:color w:val="D4A843"/>
+        </w:rPr>
+        <w:lastRenderedPageBreak/>
+        <w:t xml:space="preserve">Note: </w:t>
+      </w:r>
+      <w:r>
+        <w:rPr>
+          <w:rFonts w:ascii="Arial" w:eastAsia="Arial" w:hAnsi="Arial" w:cs="Arial"/>
+          <w:i/>
+          <w:iCs/>
+          <w:color w:val="374151"/>
+        </w:rPr>
+        <w:t>The emergency toggle is only available for planes in the holding pattern (airborne planes), not the takeoff queue. It is disabled during playback — pause the simulation first.</w:t>
+      </w:r>
+    </w:p>
+    <w:p>
+      <w:r>
+        <w:br w:type="page"/>
+      </w:r>
+    </w:p>
+    <w:p>
+      <w:pPr>
+        <w:pBdr>
+          <w:left w:val="single" w:sz="18" w:space="8" w:color="2E75B6"/>
+        </w:pBdr>
+        <w:spacing w:before="400" w:after="200"/>
+        <w:ind w:left="200"/>
+      </w:pPr>
+      <w:r>
+        <w:rPr>
+          <w:rFonts w:ascii="Arial" w:eastAsia="Arial" w:hAnsi="Arial" w:cs="Arial"/>
+          <w:b/>
+          <w:bCs/>
+          <w:color w:val="3A8FD6"/>
+          <w:sz w:val="32"/>
+          <w:szCs w:val="32"/>
+        </w:rPr>
+        <w:lastRenderedPageBreak/>
+        <w:t xml:space="preserve">6. </w:t>
+      </w:r>
+      <w:r>
+        <w:rPr>
+          <w:rFonts w:ascii="Arial" w:eastAsia="Arial" w:hAnsi="Arial" w:cs="Arial"/>
+          <w:b/>
+          <w:bCs/>
+          <w:color w:val="1B2A4A"/>
+          <w:sz w:val="32"/>
+          <w:szCs w:val="32"/>
+        </w:rPr>
+        <w:t>Timeline Controller</w:t>
+      </w:r>
+    </w:p>
+    <w:p>
+      <w:pPr>
+        <w:pBdr>
+          <w:bottom w:val="single" w:sz="2" w:space="4" w:color="E5E7EB"/>
+        </w:pBdr>
+        <w:spacing w:before="300" w:after="300"/>
+      </w:pPr>
+    </w:p>
+    <w:p>
+      <w:pPr>
         <w:spacing w:after="120" w:line="300" w:lineRule="auto"/>
       </w:pPr>
       <w:r>
@@ -3050,7 +3087,7 @@
           <w:sz w:val="21"/>
           <w:szCs w:val="21"/>
         </w:rPr>
-        <w:t>Spans a full 24-hour day (00:00:00 to 23:59:59). Drag to go to any point in time instantly. 2-hour tick marks provide orientation.</w:t>
+        <w:t>The timeline at the bottom of the centre panel controls simulation playback.</w:t>
       </w:r>
     </w:p>
     <w:p>
@@ -3066,51 +3103,7 @@
           <w:sz w:val="24"/>
           <w:szCs w:val="24"/>
         </w:rPr>
-        <w:t>Play / Pause Button</w:t>
-      </w:r>
-    </w:p>
-    <w:p>
-      <w:pPr>
-        <w:spacing w:after="120" w:line="300" w:lineRule="auto"/>
-      </w:pPr>
-      <w:r>
-        <w:rPr>
-          <w:rFonts w:ascii="Arial" w:eastAsia="Arial" w:hAnsi="Arial" w:cs="Arial"/>
-          <w:color w:val="374151"/>
-          <w:sz w:val="21"/>
-          <w:szCs w:val="21"/>
-        </w:rPr>
-        <w:t>Click to start or pause playback. All UI components update in real time as the simulation advances.</w:t>
-      </w:r>
-    </w:p>
-    <w:p>
-      <w:pPr>
-        <w:spacing w:before="300" w:after="120"/>
-      </w:pPr>
-      <w:r>
-        <w:rPr>
-          <w:rFonts w:ascii="Arial" w:eastAsia="Arial" w:hAnsi="Arial" w:cs="Arial"/>
-          <w:b/>
-          <w:bCs/>
-          <w:color w:val="1B2A4A"/>
-          <w:sz w:val="24"/>
-          <w:szCs w:val="24"/>
-        </w:rPr>
-        <w:t>Jump to Time</w:t>
-      </w:r>
-    </w:p>
-    <w:p>
-      <w:pPr>
-        <w:spacing w:after="120" w:line="300" w:lineRule="auto"/>
-      </w:pPr>
-      <w:r>
-        <w:rPr>
-          <w:rFonts w:ascii="Arial" w:eastAsia="Arial" w:hAnsi="Arial" w:cs="Arial"/>
-          <w:color w:val="374151"/>
-          <w:sz w:val="21"/>
-          <w:szCs w:val="21"/>
-        </w:rPr>
-        <w:t>Type a time in HH:MM:SS, HH:MM, or raw seconds. Press Enter or click Go to jump to that exact moment.</w:t>
+        <w:t>Slider</w:t>
       </w:r>
     </w:p>
     <w:p>
@@ -3123,10 +3116,10 @@
           <w:noProof/>
         </w:rPr>
         <w:drawing>
-          <wp:inline distT="0" distB="0" distL="0" distR="0" wp14:anchorId="7ADBDA6A" wp14:editId="5F571BE7">
-            <wp:extent cx="1428750" cy="523875"/>
+          <wp:inline distT="0" distB="0" distL="0" distR="0" wp14:anchorId="12A97DA1" wp14:editId="0B454104">
+            <wp:extent cx="4572000" cy="923925"/>
             <wp:effectExtent l="0" t="0" r="0" b="0"/>
-            <wp:docPr id="808798812" name="image11.png" descr="image11.png" title="image11.png"/>
+            <wp:docPr id="1766140521" name="image10.png" descr="image10.png" title="image10.png"/>
             <wp:cNvGraphicFramePr>
               <a:graphicFrameLocks xmlns:a="http://schemas.openxmlformats.org/drawingml/2006/main" noChangeAspect="1"/>
             </wp:cNvGraphicFramePr>
@@ -3149,7 +3142,7 @@
                   <pic:spPr bwMode="auto">
                     <a:xfrm>
                       <a:off x="0" y="0"/>
-                      <a:ext cx="1428750" cy="523875"/>
+                      <a:ext cx="4572000" cy="923925"/>
                     </a:xfrm>
                     <a:prstGeom prst="rect">
                       <a:avLst/>
@@ -3164,6 +3157,20 @@
     </w:p>
     <w:p>
       <w:pPr>
+        <w:spacing w:after="120" w:line="300" w:lineRule="auto"/>
+      </w:pPr>
+      <w:r>
+        <w:rPr>
+          <w:rFonts w:ascii="Arial" w:eastAsia="Arial" w:hAnsi="Arial" w:cs="Arial"/>
+          <w:color w:val="374151"/>
+          <w:sz w:val="21"/>
+          <w:szCs w:val="21"/>
+        </w:rPr>
+        <w:t>Spans a full 24-hour day (00:00:00 to 23:59:59). Drag to go to any point in time instantly. 2-hour tick marks provide orientation.</w:t>
+      </w:r>
+    </w:p>
+    <w:p>
+      <w:pPr>
         <w:spacing w:before="300" w:after="120"/>
       </w:pPr>
       <w:r>
@@ -3175,7 +3182,7 @@
           <w:sz w:val="24"/>
           <w:szCs w:val="24"/>
         </w:rPr>
-        <w:t>Speed Multiplier</w:t>
+        <w:t>Play / Pause Button</w:t>
       </w:r>
     </w:p>
     <w:p>
@@ -3189,7 +3196,37 @@
           <w:sz w:val="21"/>
           <w:szCs w:val="21"/>
         </w:rPr>
-        <w:t>Type a speed value (1–100) in the number input and click Set to apply. The current speed is displayed as a label (e.g., "8x"). At 1x speed, the simulation plays in real time. At 10x speed, it runs 10 ticks per second.</w:t>
+        <w:t>Click to start or pause playback. All UI components update in real time as the simulation advances.</w:t>
+      </w:r>
+    </w:p>
+    <w:p>
+      <w:pPr>
+        <w:spacing w:before="300" w:after="120"/>
+      </w:pPr>
+      <w:r>
+        <w:rPr>
+          <w:rFonts w:ascii="Arial" w:eastAsia="Arial" w:hAnsi="Arial" w:cs="Arial"/>
+          <w:b/>
+          <w:bCs/>
+          <w:color w:val="1B2A4A"/>
+          <w:sz w:val="24"/>
+          <w:szCs w:val="24"/>
+        </w:rPr>
+        <w:t>Jump to Time</w:t>
+      </w:r>
+    </w:p>
+    <w:p>
+      <w:pPr>
+        <w:spacing w:after="120" w:line="300" w:lineRule="auto"/>
+      </w:pPr>
+      <w:r>
+        <w:rPr>
+          <w:rFonts w:ascii="Arial" w:eastAsia="Arial" w:hAnsi="Arial" w:cs="Arial"/>
+          <w:color w:val="374151"/>
+          <w:sz w:val="21"/>
+          <w:szCs w:val="21"/>
+        </w:rPr>
+        <w:t>Type a time in HH:MM:SS, HH:MM, or raw seconds. Press Enter or click Go to jump to that exact moment.</w:t>
       </w:r>
     </w:p>
     <w:p>
@@ -3202,10 +3239,10 @@
           <w:noProof/>
         </w:rPr>
         <w:drawing>
-          <wp:inline distT="0" distB="0" distL="0" distR="0" wp14:anchorId="2BD64F73" wp14:editId="57B2C325">
-            <wp:extent cx="1428750" cy="533400"/>
+          <wp:inline distT="0" distB="0" distL="0" distR="0" wp14:anchorId="7ADBDA6A" wp14:editId="5F571BE7">
+            <wp:extent cx="1428750" cy="523875"/>
             <wp:effectExtent l="0" t="0" r="0" b="0"/>
-            <wp:docPr id="1048090842" name="image12.png" descr="image12.png" title="image12.png"/>
+            <wp:docPr id="808798812" name="image11.png" descr="image11.png" title="image11.png"/>
             <wp:cNvGraphicFramePr>
               <a:graphicFrameLocks xmlns:a="http://schemas.openxmlformats.org/drawingml/2006/main" noChangeAspect="1"/>
             </wp:cNvGraphicFramePr>
@@ -3228,7 +3265,7 @@
                   <pic:spPr bwMode="auto">
                     <a:xfrm>
                       <a:off x="0" y="0"/>
-                      <a:ext cx="1428750" cy="533400"/>
+                      <a:ext cx="1428750" cy="523875"/>
                     </a:xfrm>
                     <a:prstGeom prst="rect">
                       <a:avLst/>
@@ -3242,49 +3279,20 @@
       </w:r>
     </w:p>
     <w:p>
-      <w:r>
-        <w:br w:type="page"/>
-      </w:r>
-    </w:p>
-    <w:p>
-      <w:pPr>
-        <w:pBdr>
-          <w:left w:val="single" w:sz="18" w:space="8" w:color="2E75B6"/>
-        </w:pBdr>
-        <w:spacing w:before="400" w:after="200"/>
-        <w:ind w:left="200"/>
-      </w:pPr>
-      <w:r>
-        <w:rPr>
-          <w:rFonts w:ascii="Arial" w:eastAsia="Arial" w:hAnsi="Arial" w:cs="Arial"/>
-          <w:b/>
-          <w:bCs/>
-          <w:color w:val="3A8FD6"/>
-          <w:sz w:val="32"/>
-          <w:szCs w:val="32"/>
-        </w:rPr>
-        <w:lastRenderedPageBreak/>
-        <w:t xml:space="preserve">7. </w:t>
-      </w:r>
+      <w:pPr>
+        <w:spacing w:before="300" w:after="120"/>
+      </w:pPr>
       <w:r>
         <w:rPr>
           <w:rFonts w:ascii="Arial" w:eastAsia="Arial" w:hAnsi="Arial" w:cs="Arial"/>
           <w:b/>
           <w:bCs/>
           <w:color w:val="1B2A4A"/>
-          <w:sz w:val="32"/>
-          <w:szCs w:val="32"/>
-        </w:rPr>
-        <w:t>Cancellations &amp; Diversions</w:t>
-      </w:r>
-    </w:p>
-    <w:p>
-      <w:pPr>
-        <w:pBdr>
-          <w:bottom w:val="single" w:sz="2" w:space="4" w:color="E5E7EB"/>
-        </w:pBdr>
-        <w:spacing w:before="300" w:after="300"/>
-      </w:pPr>
+          <w:sz w:val="24"/>
+          <w:szCs w:val="24"/>
+        </w:rPr>
+        <w:t>Speed Multiplier</w:t>
+      </w:r>
     </w:p>
     <w:p>
       <w:pPr>
@@ -3297,7 +3305,7 @@
           <w:sz w:val="21"/>
           <w:szCs w:val="21"/>
         </w:rPr>
-        <w:t>The top-right panel shows a live feed of cancellation and diversion events.</w:t>
+        <w:t>Type a speed value (1–100) in the number input and click Set to apply. The current speed is displayed as a label (e.g., "8x"). At 1x speed, the simulation plays in real time. At 10x speed, it runs 10 ticks per second.</w:t>
       </w:r>
     </w:p>
     <w:p>
@@ -3310,10 +3318,10 @@
           <w:noProof/>
         </w:rPr>
         <w:drawing>
-          <wp:inline distT="0" distB="0" distL="0" distR="0" wp14:anchorId="7FF55082" wp14:editId="011E84EA">
-            <wp:extent cx="1714500" cy="4191000"/>
+          <wp:inline distT="0" distB="0" distL="0" distR="0" wp14:anchorId="2BD64F73" wp14:editId="57B2C325">
+            <wp:extent cx="1428750" cy="533400"/>
             <wp:effectExtent l="0" t="0" r="0" b="0"/>
-            <wp:docPr id="209010488" name="image13.png" descr="image13.png" title="image13.png"/>
+            <wp:docPr id="1048090842" name="image12.png" descr="image12.png" title="image12.png"/>
             <wp:cNvGraphicFramePr>
               <a:graphicFrameLocks xmlns:a="http://schemas.openxmlformats.org/drawingml/2006/main" noChangeAspect="1"/>
             </wp:cNvGraphicFramePr>
@@ -3336,7 +3344,7 @@
                   <pic:spPr bwMode="auto">
                     <a:xfrm>
                       <a:off x="0" y="0"/>
-                      <a:ext cx="1714500" cy="4191000"/>
+                      <a:ext cx="1428750" cy="533400"/>
                     </a:xfrm>
                     <a:prstGeom prst="rect">
                       <a:avLst/>
@@ -3350,82 +3358,6 @@
       </w:r>
     </w:p>
     <w:p>
-      <w:pPr>
-        <w:pStyle w:val="ListParagraph"/>
-        <w:numPr>
-          <w:ilvl w:val="0"/>
-          <w:numId w:val="2"/>
-        </w:numPr>
-        <w:spacing w:after="80" w:line="300" w:lineRule="auto"/>
-      </w:pPr>
-      <w:r>
-        <w:rPr>
-          <w:rFonts w:ascii="Arial" w:eastAsia="Arial" w:hAnsi="Arial" w:cs="Arial"/>
-          <w:color w:val="374151"/>
-          <w:sz w:val="21"/>
-          <w:szCs w:val="21"/>
-        </w:rPr>
-        <w:t>Scrollable event list showing the most recent events with type-specific icons</w:t>
-      </w:r>
-    </w:p>
-    <w:p>
-      <w:pPr>
-        <w:pStyle w:val="ListParagraph"/>
-        <w:numPr>
-          <w:ilvl w:val="0"/>
-          <w:numId w:val="2"/>
-        </w:numPr>
-        <w:spacing w:after="80" w:line="300" w:lineRule="auto"/>
-      </w:pPr>
-      <w:r>
-        <w:rPr>
-          <w:rFonts w:ascii="Arial" w:eastAsia="Arial" w:hAnsi="Arial" w:cs="Arial"/>
-          <w:color w:val="374151"/>
-          <w:sz w:val="21"/>
-          <w:szCs w:val="21"/>
-        </w:rPr>
-        <w:t>Red X icon for cancellations, amber arrow icon for diversions</w:t>
-      </w:r>
-    </w:p>
-    <w:p>
-      <w:pPr>
-        <w:pStyle w:val="ListParagraph"/>
-        <w:numPr>
-          <w:ilvl w:val="0"/>
-          <w:numId w:val="2"/>
-        </w:numPr>
-        <w:spacing w:after="80" w:line="300" w:lineRule="auto"/>
-      </w:pPr>
-      <w:r>
-        <w:rPr>
-          <w:rFonts w:ascii="Arial" w:eastAsia="Arial" w:hAnsi="Arial" w:cs="Arial"/>
-          <w:color w:val="374151"/>
-          <w:sz w:val="21"/>
-          <w:szCs w:val="21"/>
-        </w:rPr>
-        <w:t>Footer counters showing cumulative totals at the current tick</w:t>
-      </w:r>
-    </w:p>
-    <w:p>
-      <w:pPr>
-        <w:pStyle w:val="ListParagraph"/>
-        <w:numPr>
-          <w:ilvl w:val="0"/>
-          <w:numId w:val="2"/>
-        </w:numPr>
-        <w:spacing w:after="80" w:line="300" w:lineRule="auto"/>
-      </w:pPr>
-      <w:r>
-        <w:rPr>
-          <w:rFonts w:ascii="Arial" w:eastAsia="Arial" w:hAnsi="Arial" w:cs="Arial"/>
-          <w:color w:val="374151"/>
-          <w:sz w:val="21"/>
-          <w:szCs w:val="21"/>
-        </w:rPr>
-        <w:t>The list auto-scrolls to the latest event during playback</w:t>
-      </w:r>
-    </w:p>
-    <w:p>
       <w:r>
         <w:br w:type="page"/>
       </w:r>
@@ -3448,7 +3380,7 @@
           <w:szCs w:val="32"/>
         </w:rPr>
         <w:lastRenderedPageBreak/>
-        <w:t xml:space="preserve">8. </w:t>
+        <w:t xml:space="preserve">7. </w:t>
       </w:r>
       <w:r>
         <w:rPr>
@@ -3459,7 +3391,7 @@
           <w:sz w:val="32"/>
           <w:szCs w:val="32"/>
         </w:rPr>
-        <w:t>Statistics Panel</w:t>
+        <w:t>Cancellations &amp; Diversions</w:t>
       </w:r>
     </w:p>
     <w:p>
@@ -3481,7 +3413,7 @@
           <w:sz w:val="21"/>
           <w:szCs w:val="21"/>
         </w:rPr>
-        <w:t>The bottom-right panel displays aggregated simulation metrics.</w:t>
+        <w:t>The top-right panel shows a live feed of cancellation and diversion events.</w:t>
       </w:r>
     </w:p>
     <w:p>
@@ -3494,10 +3426,10 @@
           <w:noProof/>
         </w:rPr>
         <w:drawing>
-          <wp:inline distT="0" distB="0" distL="0" distR="0" wp14:anchorId="0ADDB7E3" wp14:editId="76E43FC0">
-            <wp:extent cx="2095500" cy="2505075"/>
+          <wp:inline distT="0" distB="0" distL="0" distR="0" wp14:anchorId="7FF55082" wp14:editId="011E84EA">
+            <wp:extent cx="1714500" cy="4191000"/>
             <wp:effectExtent l="0" t="0" r="0" b="0"/>
-            <wp:docPr id="48975428" name="image14.png" descr="image14.png" title="image14.png"/>
+            <wp:docPr id="209010488" name="image13.png" descr="image13.png" title="image13.png"/>
             <wp:cNvGraphicFramePr>
               <a:graphicFrameLocks xmlns:a="http://schemas.openxmlformats.org/drawingml/2006/main" noChangeAspect="1"/>
             </wp:cNvGraphicFramePr>
@@ -3520,6 +3452,190 @@
                   <pic:spPr bwMode="auto">
                     <a:xfrm>
                       <a:off x="0" y="0"/>
+                      <a:ext cx="1714500" cy="4191000"/>
+                    </a:xfrm>
+                    <a:prstGeom prst="rect">
+                      <a:avLst/>
+                    </a:prstGeom>
+                  </pic:spPr>
+                </pic:pic>
+              </a:graphicData>
+            </a:graphic>
+          </wp:inline>
+        </w:drawing>
+      </w:r>
+    </w:p>
+    <w:p>
+      <w:pPr>
+        <w:pStyle w:val="ListParagraph"/>
+        <w:numPr>
+          <w:ilvl w:val="0"/>
+          <w:numId w:val="2"/>
+        </w:numPr>
+        <w:spacing w:after="80" w:line="300" w:lineRule="auto"/>
+      </w:pPr>
+      <w:r>
+        <w:rPr>
+          <w:rFonts w:ascii="Arial" w:eastAsia="Arial" w:hAnsi="Arial" w:cs="Arial"/>
+          <w:color w:val="374151"/>
+          <w:sz w:val="21"/>
+          <w:szCs w:val="21"/>
+        </w:rPr>
+        <w:t>Scrollable event list showing the most recent events with type-specific icons</w:t>
+      </w:r>
+    </w:p>
+    <w:p>
+      <w:pPr>
+        <w:pStyle w:val="ListParagraph"/>
+        <w:numPr>
+          <w:ilvl w:val="0"/>
+          <w:numId w:val="2"/>
+        </w:numPr>
+        <w:spacing w:after="80" w:line="300" w:lineRule="auto"/>
+      </w:pPr>
+      <w:r>
+        <w:rPr>
+          <w:rFonts w:ascii="Arial" w:eastAsia="Arial" w:hAnsi="Arial" w:cs="Arial"/>
+          <w:color w:val="374151"/>
+          <w:sz w:val="21"/>
+          <w:szCs w:val="21"/>
+        </w:rPr>
+        <w:t>Red X icon for cancellations, amber arrow icon for diversions</w:t>
+      </w:r>
+    </w:p>
+    <w:p>
+      <w:pPr>
+        <w:pStyle w:val="ListParagraph"/>
+        <w:numPr>
+          <w:ilvl w:val="0"/>
+          <w:numId w:val="2"/>
+        </w:numPr>
+        <w:spacing w:after="80" w:line="300" w:lineRule="auto"/>
+      </w:pPr>
+      <w:r>
+        <w:rPr>
+          <w:rFonts w:ascii="Arial" w:eastAsia="Arial" w:hAnsi="Arial" w:cs="Arial"/>
+          <w:color w:val="374151"/>
+          <w:sz w:val="21"/>
+          <w:szCs w:val="21"/>
+        </w:rPr>
+        <w:t>Footer counters showing cumulative totals at the current tick</w:t>
+      </w:r>
+    </w:p>
+    <w:p>
+      <w:pPr>
+        <w:pStyle w:val="ListParagraph"/>
+        <w:numPr>
+          <w:ilvl w:val="0"/>
+          <w:numId w:val="2"/>
+        </w:numPr>
+        <w:spacing w:after="80" w:line="300" w:lineRule="auto"/>
+      </w:pPr>
+      <w:r>
+        <w:rPr>
+          <w:rFonts w:ascii="Arial" w:eastAsia="Arial" w:hAnsi="Arial" w:cs="Arial"/>
+          <w:color w:val="374151"/>
+          <w:sz w:val="21"/>
+          <w:szCs w:val="21"/>
+        </w:rPr>
+        <w:t>The list auto-scrolls to the latest event during playback</w:t>
+      </w:r>
+    </w:p>
+    <w:p>
+      <w:r>
+        <w:br w:type="page"/>
+      </w:r>
+    </w:p>
+    <w:p>
+      <w:pPr>
+        <w:pBdr>
+          <w:left w:val="single" w:sz="18" w:space="8" w:color="2E75B6"/>
+        </w:pBdr>
+        <w:spacing w:before="400" w:after="200"/>
+        <w:ind w:left="200"/>
+      </w:pPr>
+      <w:r>
+        <w:rPr>
+          <w:rFonts w:ascii="Arial" w:eastAsia="Arial" w:hAnsi="Arial" w:cs="Arial"/>
+          <w:b/>
+          <w:bCs/>
+          <w:color w:val="3A8FD6"/>
+          <w:sz w:val="32"/>
+          <w:szCs w:val="32"/>
+        </w:rPr>
+        <w:lastRenderedPageBreak/>
+        <w:t xml:space="preserve">8. </w:t>
+      </w:r>
+      <w:r>
+        <w:rPr>
+          <w:rFonts w:ascii="Arial" w:eastAsia="Arial" w:hAnsi="Arial" w:cs="Arial"/>
+          <w:b/>
+          <w:bCs/>
+          <w:color w:val="1B2A4A"/>
+          <w:sz w:val="32"/>
+          <w:szCs w:val="32"/>
+        </w:rPr>
+        <w:t>Statistics Panel</w:t>
+      </w:r>
+    </w:p>
+    <w:p>
+      <w:pPr>
+        <w:pBdr>
+          <w:bottom w:val="single" w:sz="2" w:space="4" w:color="E5E7EB"/>
+        </w:pBdr>
+        <w:spacing w:before="300" w:after="300"/>
+      </w:pPr>
+    </w:p>
+    <w:p>
+      <w:pPr>
+        <w:spacing w:after="120" w:line="300" w:lineRule="auto"/>
+      </w:pPr>
+      <w:r>
+        <w:rPr>
+          <w:rFonts w:ascii="Arial" w:eastAsia="Arial" w:hAnsi="Arial" w:cs="Arial"/>
+          <w:color w:val="374151"/>
+          <w:sz w:val="21"/>
+          <w:szCs w:val="21"/>
+        </w:rPr>
+        <w:t>The bottom-right panel displays aggregated simulation metrics.</w:t>
+      </w:r>
+    </w:p>
+    <w:p>
+      <w:pPr>
+        <w:spacing w:before="200" w:after="200"/>
+        <w:jc w:val="center"/>
+      </w:pPr>
+      <w:r>
+        <w:rPr>
+          <w:noProof/>
+        </w:rPr>
+        <w:drawing>
+          <wp:inline distT="0" distB="0" distL="0" distR="0" wp14:anchorId="0ADDB7E3" wp14:editId="76E43FC0">
+            <wp:extent cx="2095500" cy="2505075"/>
+            <wp:effectExtent l="0" t="0" r="0" b="0"/>
+            <wp:docPr id="48975428" name="image14.png" descr="image14.png" title="image14.png"/>
+            <wp:cNvGraphicFramePr>
+              <a:graphicFrameLocks xmlns:a="http://schemas.openxmlformats.org/drawingml/2006/main" noChangeAspect="1"/>
+            </wp:cNvGraphicFramePr>
+            <a:graphic xmlns:a="http://schemas.openxmlformats.org/drawingml/2006/main">
+              <a:graphicData uri="http://schemas.openxmlformats.org/drawingml/2006/picture">
+                <pic:pic xmlns:pic="http://schemas.openxmlformats.org/drawingml/2006/picture">
+                  <pic:nvPicPr>
+                    <pic:cNvPr id="0" name=""/>
+                    <pic:cNvPicPr>
+                      <a:picLocks noChangeAspect="1" noChangeArrowheads="1"/>
+                    </pic:cNvPicPr>
+                  </pic:nvPicPr>
+                  <pic:blipFill>
+                    <a:blip r:embed="rId23"/>
+                    <a:srcRect/>
+                    <a:stretch>
+                      <a:fillRect/>
+                    </a:stretch>
+                  </pic:blipFill>
+                  <pic:spPr bwMode="auto">
+                    <a:xfrm>
+                      <a:off x="0" y="0"/>
                       <a:ext cx="2095500" cy="2505075"/>
                     </a:xfrm>
                     <a:prstGeom prst="rect">
@@ -3555,12 +3671,6 @@
         <w:gridCol w:w="5560"/>
       </w:tblGrid>
       <w:tr>
-        <w:tblPrEx>
-          <w:tblCellMar>
-            <w:top w:w="0" w:type="dxa"/>
-            <w:bottom w:w="0" w:type="dxa"/>
-          </w:tblCellMar>
-        </w:tblPrEx>
         <w:trPr>
           <w:tblHeader/>
         </w:trPr>
@@ -3620,12 +3730,6 @@
         </w:tc>
       </w:tr>
       <w:tr>
-        <w:tblPrEx>
-          <w:tblCellMar>
-            <w:top w:w="0" w:type="dxa"/>
-            <w:bottom w:w="0" w:type="dxa"/>
-          </w:tblCellMar>
-        </w:tblPrEx>
         <w:tc>
           <w:tcPr>
             <w:tcW w:w="3800" w:type="dxa"/>
@@ -3690,12 +3794,6 @@
         </w:tc>
       </w:tr>
       <w:tr>
-        <w:tblPrEx>
-          <w:tblCellMar>
-            <w:top w:w="0" w:type="dxa"/>
-            <w:bottom w:w="0" w:type="dxa"/>
-          </w:tblCellMar>
-        </w:tblPrEx>
         <w:tc>
           <w:tcPr>
             <w:tcW w:w="3800" w:type="dxa"/>
@@ -3760,12 +3858,6 @@
         </w:tc>
       </w:tr>
       <w:tr>
-        <w:tblPrEx>
-          <w:tblCellMar>
-            <w:top w:w="0" w:type="dxa"/>
-            <w:bottom w:w="0" w:type="dxa"/>
-          </w:tblCellMar>
-        </w:tblPrEx>
         <w:tc>
           <w:tcPr>
             <w:tcW w:w="3800" w:type="dxa"/>
@@ -3830,12 +3922,6 @@
         </w:tc>
       </w:tr>
       <w:tr>
-        <w:tblPrEx>
-          <w:tblCellMar>
-            <w:top w:w="0" w:type="dxa"/>
-            <w:bottom w:w="0" w:type="dxa"/>
-          </w:tblCellMar>
-        </w:tblPrEx>
         <w:tc>
           <w:tcPr>
             <w:tcW w:w="3800" w:type="dxa"/>
@@ -3900,12 +3986,6 @@
         </w:tc>
       </w:tr>
       <w:tr>
-        <w:tblPrEx>
-          <w:tblCellMar>
-            <w:top w:w="0" w:type="dxa"/>
-            <w:bottom w:w="0" w:type="dxa"/>
-          </w:tblCellMar>
-        </w:tblPrEx>
         <w:tc>
           <w:tcPr>
             <w:tcW w:w="3800" w:type="dxa"/>
@@ -3970,12 +4050,6 @@
         </w:tc>
       </w:tr>
       <w:tr>
-        <w:tblPrEx>
-          <w:tblCellMar>
-            <w:top w:w="0" w:type="dxa"/>
-            <w:bottom w:w="0" w:type="dxa"/>
-          </w:tblCellMar>
-        </w:tblPrEx>
         <w:tc>
           <w:tcPr>
             <w:tcW w:w="3800" w:type="dxa"/>
@@ -4040,12 +4114,6 @@
         </w:tc>
       </w:tr>
       <w:tr>
-        <w:tblPrEx>
-          <w:tblCellMar>
-            <w:top w:w="0" w:type="dxa"/>
-            <w:bottom w:w="0" w:type="dxa"/>
-          </w:tblCellMar>
-        </w:tblPrEx>
         <w:tc>
           <w:tcPr>
             <w:tcW w:w="3800" w:type="dxa"/>
@@ -4110,12 +4178,6 @@
         </w:tc>
       </w:tr>
       <w:tr>
-        <w:tblPrEx>
-          <w:tblCellMar>
-            <w:top w:w="0" w:type="dxa"/>
-            <w:bottom w:w="0" w:type="dxa"/>
-          </w:tblCellMar>
-        </w:tblPrEx>
         <w:tc>
           <w:tcPr>
             <w:tcW w:w="3800" w:type="dxa"/>
@@ -4180,12 +4242,6 @@
         </w:tc>
       </w:tr>
       <w:tr>
-        <w:tblPrEx>
-          <w:tblCellMar>
-            <w:top w:w="0" w:type="dxa"/>
-            <w:bottom w:w="0" w:type="dxa"/>
-          </w:tblCellMar>
-        </w:tblPrEx>
         <w:tc>
           <w:tcPr>
             <w:tcW w:w="3800" w:type="dxa"/>
@@ -4250,12 +4306,6 @@
         </w:tc>
       </w:tr>
       <w:tr>
-        <w:tblPrEx>
-          <w:tblCellMar>
-            <w:top w:w="0" w:type="dxa"/>
-            <w:bottom w:w="0" w:type="dxa"/>
-          </w:tblCellMar>
-        </w:tblPrEx>
         <w:tc>
           <w:tcPr>
             <w:tcW w:w="3800" w:type="dxa"/>
@@ -4382,7 +4432,7 @@
                     </pic:cNvPicPr>
                   </pic:nvPicPr>
                   <pic:blipFill>
-                    <a:blip r:embed="rId23"/>
+                    <a:blip r:embed="rId24"/>
                     <a:srcRect/>
                     <a:stretch>
                       <a:fillRect/>
@@ -4659,192 +4709,6 @@
             <wp:extent cx="1428750" cy="3629025"/>
             <wp:effectExtent l="0" t="0" r="0" b="0"/>
             <wp:docPr id="336818469" name="image16.png" descr="image16.png" title="image16.png"/>
-            <wp:cNvGraphicFramePr>
-              <a:graphicFrameLocks xmlns:a="http://schemas.openxmlformats.org/drawingml/2006/main" noChangeAspect="1"/>
-            </wp:cNvGraphicFramePr>
-            <a:graphic xmlns:a="http://schemas.openxmlformats.org/drawingml/2006/main">
-              <a:graphicData uri="http://schemas.openxmlformats.org/drawingml/2006/picture">
-                <pic:pic xmlns:pic="http://schemas.openxmlformats.org/drawingml/2006/picture">
-                  <pic:nvPicPr>
-                    <pic:cNvPr id="0" name=""/>
-                    <pic:cNvPicPr>
-                      <a:picLocks noChangeAspect="1" noChangeArrowheads="1"/>
-                    </pic:cNvPicPr>
-                  </pic:nvPicPr>
-                  <pic:blipFill>
-                    <a:blip r:embed="rId24"/>
-                    <a:srcRect/>
-                    <a:stretch>
-                      <a:fillRect/>
-                    </a:stretch>
-                  </pic:blipFill>
-                  <pic:spPr bwMode="auto">
-                    <a:xfrm>
-                      <a:off x="0" y="0"/>
-                      <a:ext cx="1428750" cy="3629025"/>
-                    </a:xfrm>
-                    <a:prstGeom prst="rect">
-                      <a:avLst/>
-                    </a:prstGeom>
-                  </pic:spPr>
-                </pic:pic>
-              </a:graphicData>
-            </a:graphic>
-          </wp:inline>
-        </w:drawing>
-      </w:r>
-    </w:p>
-    <w:p>
-      <w:pPr>
-        <w:spacing w:after="120" w:line="300" w:lineRule="auto"/>
-      </w:pPr>
-      <w:r>
-        <w:rPr>
-          <w:rFonts w:ascii="Arial" w:eastAsia="Arial" w:hAnsi="Arial" w:cs="Arial"/>
-          <w:color w:val="374151"/>
-          <w:sz w:val="21"/>
-          <w:szCs w:val="21"/>
-        </w:rPr>
-        <w:t>Shows planes currently on runways, split into two tables:</w:t>
-      </w:r>
-    </w:p>
-    <w:p>
-      <w:pPr>
-        <w:spacing w:after="120" w:line="300" w:lineRule="auto"/>
-      </w:pPr>
-      <w:r>
-        <w:rPr>
-          <w:rFonts w:ascii="Arial" w:eastAsia="Arial" w:hAnsi="Arial" w:cs="Arial"/>
-          <w:b/>
-          <w:bCs/>
-          <w:color w:val="374151"/>
-          <w:sz w:val="21"/>
-          <w:szCs w:val="21"/>
-        </w:rPr>
-        <w:t>Departures:</w:t>
-      </w:r>
-      <w:r>
-        <w:rPr>
-          <w:rFonts w:ascii="Arial" w:eastAsia="Arial" w:hAnsi="Arial" w:cs="Arial"/>
-          <w:color w:val="374151"/>
-          <w:sz w:val="21"/>
-          <w:szCs w:val="21"/>
-        </w:rPr>
-        <w:t xml:space="preserve"> Planes taking off (origin = SEAP)</w:t>
-      </w:r>
-    </w:p>
-    <w:p>
-      <w:pPr>
-        <w:spacing w:after="120" w:line="300" w:lineRule="auto"/>
-      </w:pPr>
-      <w:r>
-        <w:rPr>
-          <w:rFonts w:ascii="Arial" w:eastAsia="Arial" w:hAnsi="Arial" w:cs="Arial"/>
-          <w:b/>
-          <w:bCs/>
-          <w:color w:val="374151"/>
-          <w:sz w:val="21"/>
-          <w:szCs w:val="21"/>
-        </w:rPr>
-        <w:t>Arrivals:</w:t>
-      </w:r>
-      <w:r>
-        <w:rPr>
-          <w:rFonts w:ascii="Arial" w:eastAsia="Arial" w:hAnsi="Arial" w:cs="Arial"/>
-          <w:color w:val="374151"/>
-          <w:sz w:val="21"/>
-          <w:szCs w:val="21"/>
-        </w:rPr>
-        <w:t xml:space="preserve"> Planes landing (origin ≠ SEAP)</w:t>
-      </w:r>
-    </w:p>
-    <w:p>
-      <w:pPr>
-        <w:spacing w:after="120" w:line="300" w:lineRule="auto"/>
-      </w:pPr>
-      <w:r>
-        <w:rPr>
-          <w:rFonts w:ascii="Arial" w:eastAsia="Arial" w:hAnsi="Arial" w:cs="Arial"/>
-          <w:color w:val="374151"/>
-          <w:sz w:val="21"/>
-          <w:szCs w:val="21"/>
-        </w:rPr>
-        <w:t>Each entry shows the call-sign, destination/origin, and scheduled time.</w:t>
-      </w:r>
-    </w:p>
-    <w:p>
-      <w:r>
-        <w:br w:type="page"/>
-      </w:r>
-    </w:p>
-    <w:p>
-      <w:pPr>
-        <w:pBdr>
-          <w:left w:val="single" w:sz="18" w:space="8" w:color="2E75B6"/>
-        </w:pBdr>
-        <w:spacing w:before="400" w:after="200"/>
-        <w:ind w:left="200"/>
-      </w:pPr>
-      <w:r>
-        <w:rPr>
-          <w:rFonts w:ascii="Arial" w:eastAsia="Arial" w:hAnsi="Arial" w:cs="Arial"/>
-          <w:b/>
-          <w:bCs/>
-          <w:color w:val="3A8FD6"/>
-          <w:sz w:val="32"/>
-          <w:szCs w:val="32"/>
-        </w:rPr>
-        <w:lastRenderedPageBreak/>
-        <w:t xml:space="preserve">10. </w:t>
-      </w:r>
-      <w:r>
-        <w:rPr>
-          <w:rFonts w:ascii="Arial" w:eastAsia="Arial" w:hAnsi="Arial" w:cs="Arial"/>
-          <w:b/>
-          <w:bCs/>
-          <w:color w:val="1B2A4A"/>
-          <w:sz w:val="32"/>
-          <w:szCs w:val="32"/>
-        </w:rPr>
-        <w:t>Simulation Tabs</w:t>
-      </w:r>
-    </w:p>
-    <w:p>
-      <w:pPr>
-        <w:pBdr>
-          <w:bottom w:val="single" w:sz="2" w:space="4" w:color="E5E7EB"/>
-        </w:pBdr>
-        <w:spacing w:before="300" w:after="300"/>
-      </w:pPr>
-    </w:p>
-    <w:p>
-      <w:pPr>
-        <w:spacing w:after="120" w:line="300" w:lineRule="auto"/>
-      </w:pPr>
-      <w:r>
-        <w:rPr>
-          <w:rFonts w:ascii="Arial" w:eastAsia="Arial" w:hAnsi="Arial" w:cs="Arial"/>
-          <w:color w:val="374151"/>
-          <w:sz w:val="21"/>
-          <w:szCs w:val="21"/>
-        </w:rPr>
-        <w:t>The tab bar at the top allows you to manage multiple simulations side-by-side.</w:t>
-      </w:r>
-    </w:p>
-    <w:p>
-      <w:pPr>
-        <w:spacing w:before="200" w:after="200"/>
-        <w:jc w:val="center"/>
-      </w:pPr>
-      <w:r>
-        <w:rPr>
-          <w:noProof/>
-        </w:rPr>
-        <w:drawing>
-          <wp:inline distT="0" distB="0" distL="0" distR="0" wp14:anchorId="6F886690" wp14:editId="5ED38D62">
-            <wp:extent cx="4572000" cy="161925"/>
-            <wp:effectExtent l="0" t="0" r="0" b="0"/>
-            <wp:docPr id="632810841" name="image17.png" descr="image17.png" title="image17.png"/>
             <wp:cNvGraphicFramePr>
               <a:graphicFrameLocks xmlns:a="http://schemas.openxmlformats.org/drawingml/2006/main" noChangeAspect="1"/>
             </wp:cNvGraphicFramePr>
@@ -4867,6 +4731,192 @@
                   <pic:spPr bwMode="auto">
                     <a:xfrm>
                       <a:off x="0" y="0"/>
+                      <a:ext cx="1428750" cy="3629025"/>
+                    </a:xfrm>
+                    <a:prstGeom prst="rect">
+                      <a:avLst/>
+                    </a:prstGeom>
+                  </pic:spPr>
+                </pic:pic>
+              </a:graphicData>
+            </a:graphic>
+          </wp:inline>
+        </w:drawing>
+      </w:r>
+    </w:p>
+    <w:p>
+      <w:pPr>
+        <w:spacing w:after="120" w:line="300" w:lineRule="auto"/>
+      </w:pPr>
+      <w:r>
+        <w:rPr>
+          <w:rFonts w:ascii="Arial" w:eastAsia="Arial" w:hAnsi="Arial" w:cs="Arial"/>
+          <w:color w:val="374151"/>
+          <w:sz w:val="21"/>
+          <w:szCs w:val="21"/>
+        </w:rPr>
+        <w:t>Shows planes currently on runways, split into two tables:</w:t>
+      </w:r>
+    </w:p>
+    <w:p>
+      <w:pPr>
+        <w:spacing w:after="120" w:line="300" w:lineRule="auto"/>
+      </w:pPr>
+      <w:r>
+        <w:rPr>
+          <w:rFonts w:ascii="Arial" w:eastAsia="Arial" w:hAnsi="Arial" w:cs="Arial"/>
+          <w:b/>
+          <w:bCs/>
+          <w:color w:val="374151"/>
+          <w:sz w:val="21"/>
+          <w:szCs w:val="21"/>
+        </w:rPr>
+        <w:t>Departures:</w:t>
+      </w:r>
+      <w:r>
+        <w:rPr>
+          <w:rFonts w:ascii="Arial" w:eastAsia="Arial" w:hAnsi="Arial" w:cs="Arial"/>
+          <w:color w:val="374151"/>
+          <w:sz w:val="21"/>
+          <w:szCs w:val="21"/>
+        </w:rPr>
+        <w:t xml:space="preserve"> Planes taking off (origin = SEAP)</w:t>
+      </w:r>
+    </w:p>
+    <w:p>
+      <w:pPr>
+        <w:spacing w:after="120" w:line="300" w:lineRule="auto"/>
+      </w:pPr>
+      <w:r>
+        <w:rPr>
+          <w:rFonts w:ascii="Arial" w:eastAsia="Arial" w:hAnsi="Arial" w:cs="Arial"/>
+          <w:b/>
+          <w:bCs/>
+          <w:color w:val="374151"/>
+          <w:sz w:val="21"/>
+          <w:szCs w:val="21"/>
+        </w:rPr>
+        <w:t>Arrivals:</w:t>
+      </w:r>
+      <w:r>
+        <w:rPr>
+          <w:rFonts w:ascii="Arial" w:eastAsia="Arial" w:hAnsi="Arial" w:cs="Arial"/>
+          <w:color w:val="374151"/>
+          <w:sz w:val="21"/>
+          <w:szCs w:val="21"/>
+        </w:rPr>
+        <w:t xml:space="preserve"> Planes landing (origin ≠ SEAP)</w:t>
+      </w:r>
+    </w:p>
+    <w:p>
+      <w:pPr>
+        <w:spacing w:after="120" w:line="300" w:lineRule="auto"/>
+      </w:pPr>
+      <w:r>
+        <w:rPr>
+          <w:rFonts w:ascii="Arial" w:eastAsia="Arial" w:hAnsi="Arial" w:cs="Arial"/>
+          <w:color w:val="374151"/>
+          <w:sz w:val="21"/>
+          <w:szCs w:val="21"/>
+        </w:rPr>
+        <w:t>Each entry shows the call-sign, destination/origin, and scheduled time.</w:t>
+      </w:r>
+    </w:p>
+    <w:p>
+      <w:r>
+        <w:br w:type="page"/>
+      </w:r>
+    </w:p>
+    <w:p>
+      <w:pPr>
+        <w:pBdr>
+          <w:left w:val="single" w:sz="18" w:space="8" w:color="2E75B6"/>
+        </w:pBdr>
+        <w:spacing w:before="400" w:after="200"/>
+        <w:ind w:left="200"/>
+      </w:pPr>
+      <w:r>
+        <w:rPr>
+          <w:rFonts w:ascii="Arial" w:eastAsia="Arial" w:hAnsi="Arial" w:cs="Arial"/>
+          <w:b/>
+          <w:bCs/>
+          <w:color w:val="3A8FD6"/>
+          <w:sz w:val="32"/>
+          <w:szCs w:val="32"/>
+        </w:rPr>
+        <w:lastRenderedPageBreak/>
+        <w:t xml:space="preserve">10. </w:t>
+      </w:r>
+      <w:r>
+        <w:rPr>
+          <w:rFonts w:ascii="Arial" w:eastAsia="Arial" w:hAnsi="Arial" w:cs="Arial"/>
+          <w:b/>
+          <w:bCs/>
+          <w:color w:val="1B2A4A"/>
+          <w:sz w:val="32"/>
+          <w:szCs w:val="32"/>
+        </w:rPr>
+        <w:t>Simulation Tabs</w:t>
+      </w:r>
+    </w:p>
+    <w:p>
+      <w:pPr>
+        <w:pBdr>
+          <w:bottom w:val="single" w:sz="2" w:space="4" w:color="E5E7EB"/>
+        </w:pBdr>
+        <w:spacing w:before="300" w:after="300"/>
+      </w:pPr>
+    </w:p>
+    <w:p>
+      <w:pPr>
+        <w:spacing w:after="120" w:line="300" w:lineRule="auto"/>
+      </w:pPr>
+      <w:r>
+        <w:rPr>
+          <w:rFonts w:ascii="Arial" w:eastAsia="Arial" w:hAnsi="Arial" w:cs="Arial"/>
+          <w:color w:val="374151"/>
+          <w:sz w:val="21"/>
+          <w:szCs w:val="21"/>
+        </w:rPr>
+        <w:t>The tab bar at the top allows you to manage multiple simulations side-by-side.</w:t>
+      </w:r>
+    </w:p>
+    <w:p>
+      <w:pPr>
+        <w:spacing w:before="200" w:after="200"/>
+        <w:jc w:val="center"/>
+      </w:pPr>
+      <w:r>
+        <w:rPr>
+          <w:noProof/>
+        </w:rPr>
+        <w:drawing>
+          <wp:inline distT="0" distB="0" distL="0" distR="0" wp14:anchorId="6F886690" wp14:editId="5ED38D62">
+            <wp:extent cx="4572000" cy="161925"/>
+            <wp:effectExtent l="0" t="0" r="0" b="0"/>
+            <wp:docPr id="632810841" name="image17.png" descr="image17.png" title="image17.png"/>
+            <wp:cNvGraphicFramePr>
+              <a:graphicFrameLocks xmlns:a="http://schemas.openxmlformats.org/drawingml/2006/main" noChangeAspect="1"/>
+            </wp:cNvGraphicFramePr>
+            <a:graphic xmlns:a="http://schemas.openxmlformats.org/drawingml/2006/main">
+              <a:graphicData uri="http://schemas.openxmlformats.org/drawingml/2006/picture">
+                <pic:pic xmlns:pic="http://schemas.openxmlformats.org/drawingml/2006/picture">
+                  <pic:nvPicPr>
+                    <pic:cNvPr id="0" name=""/>
+                    <pic:cNvPicPr>
+                      <a:picLocks noChangeAspect="1" noChangeArrowheads="1"/>
+                    </pic:cNvPicPr>
+                  </pic:nvPicPr>
+                  <pic:blipFill>
+                    <a:blip r:embed="rId26"/>
+                    <a:srcRect/>
+                    <a:stretch>
+                      <a:fillRect/>
+                    </a:stretch>
+                  </pic:blipFill>
+                  <pic:spPr bwMode="auto">
+                    <a:xfrm>
+                      <a:off x="0" y="0"/>
                       <a:ext cx="4572000" cy="161925"/>
                     </a:xfrm>
                     <a:prstGeom prst="rect">
@@ -5060,12 +5110,6 @@
         <w:gridCol w:w="6360"/>
       </w:tblGrid>
       <w:tr>
-        <w:tblPrEx>
-          <w:tblCellMar>
-            <w:top w:w="0" w:type="dxa"/>
-            <w:bottom w:w="0" w:type="dxa"/>
-          </w:tblCellMar>
-        </w:tblPrEx>
         <w:trPr>
           <w:tblHeader/>
         </w:trPr>
@@ -5125,12 +5169,6 @@
         </w:tc>
       </w:tr>
       <w:tr>
-        <w:tblPrEx>
-          <w:tblCellMar>
-            <w:top w:w="0" w:type="dxa"/>
-            <w:bottom w:w="0" w:type="dxa"/>
-          </w:tblCellMar>
-        </w:tblPrEx>
         <w:tc>
           <w:tcPr>
             <w:tcW w:w="3000" w:type="dxa"/>
@@ -5195,12 +5233,6 @@
         </w:tc>
       </w:tr>
       <w:tr>
-        <w:tblPrEx>
-          <w:tblCellMar>
-            <w:top w:w="0" w:type="dxa"/>
-            <w:bottom w:w="0" w:type="dxa"/>
-          </w:tblCellMar>
-        </w:tblPrEx>
         <w:tc>
           <w:tcPr>
             <w:tcW w:w="3000" w:type="dxa"/>
@@ -5265,12 +5297,6 @@
         </w:tc>
       </w:tr>
       <w:tr>
-        <w:tblPrEx>
-          <w:tblCellMar>
-            <w:top w:w="0" w:type="dxa"/>
-            <w:bottom w:w="0" w:type="dxa"/>
-          </w:tblCellMar>
-        </w:tblPrEx>
         <w:tc>
           <w:tcPr>
             <w:tcW w:w="3000" w:type="dxa"/>
@@ -5610,7 +5636,7 @@
                     </pic:cNvPicPr>
                   </pic:nvPicPr>
                   <pic:blipFill>
-                    <a:blip r:embed="rId26"/>
+                    <a:blip r:embed="rId27"/>
                     <a:srcRect/>
                     <a:stretch>
                       <a:fillRect/>
@@ -5841,12 +5867,6 @@
         <w:gridCol w:w="6160"/>
       </w:tblGrid>
       <w:tr>
-        <w:tblPrEx>
-          <w:tblCellMar>
-            <w:top w:w="0" w:type="dxa"/>
-            <w:bottom w:w="0" w:type="dxa"/>
-          </w:tblCellMar>
-        </w:tblPrEx>
         <w:trPr>
           <w:tblHeader/>
         </w:trPr>
@@ -5906,12 +5926,6 @@
         </w:tc>
       </w:tr>
       <w:tr>
-        <w:tblPrEx>
-          <w:tblCellMar>
-            <w:top w:w="0" w:type="dxa"/>
-            <w:bottom w:w="0" w:type="dxa"/>
-          </w:tblCellMar>
-        </w:tblPrEx>
         <w:tc>
           <w:tcPr>
             <w:tcW w:w="3200" w:type="dxa"/>
@@ -5970,18 +5984,12 @@
                 <w:sz w:val="19"/>
                 <w:szCs w:val="19"/>
               </w:rPr>
-              <w:t>Ensure both the backend (port 8000) and frontend (port 3000) are running. Check terminal for errors.</w:t>
+              <w:t>Ensure both the backend (port 8000) and frontend are running. Check terminal for errors.</w:t>
             </w:r>
           </w:p>
         </w:tc>
       </w:tr>
       <w:tr>
-        <w:tblPrEx>
-          <w:tblCellMar>
-            <w:top w:w="0" w:type="dxa"/>
-            <w:bottom w:w="0" w:type="dxa"/>
-          </w:tblCellMar>
-        </w:tblPrEx>
         <w:tc>
           <w:tcPr>
             <w:tcW w:w="3200" w:type="dxa"/>
@@ -6046,12 +6054,6 @@
         </w:tc>
       </w:tr>
       <w:tr>
-        <w:tblPrEx>
-          <w:tblCellMar>
-            <w:top w:w="0" w:type="dxa"/>
-            <w:bottom w:w="0" w:type="dxa"/>
-          </w:tblCellMar>
-        </w:tblPrEx>
         <w:tc>
           <w:tcPr>
             <w:tcW w:w="3200" w:type="dxa"/>
@@ -6116,12 +6118,6 @@
         </w:tc>
       </w:tr>
       <w:tr>
-        <w:tblPrEx>
-          <w:tblCellMar>
-            <w:top w:w="0" w:type="dxa"/>
-            <w:bottom w:w="0" w:type="dxa"/>
-          </w:tblCellMar>
-        </w:tblPrEx>
         <w:tc>
           <w:tcPr>
             <w:tcW w:w="3200" w:type="dxa"/>
@@ -6186,12 +6182,6 @@
         </w:tc>
       </w:tr>
       <w:tr>
-        <w:tblPrEx>
-          <w:tblCellMar>
-            <w:top w:w="0" w:type="dxa"/>
-            <w:bottom w:w="0" w:type="dxa"/>
-          </w:tblCellMar>
-        </w:tblPrEx>
         <w:tc>
           <w:tcPr>
             <w:tcW w:w="3200" w:type="dxa"/>
@@ -6256,12 +6246,6 @@
         </w:tc>
       </w:tr>
       <w:tr>
-        <w:tblPrEx>
-          <w:tblCellMar>
-            <w:top w:w="0" w:type="dxa"/>
-            <w:bottom w:w="0" w:type="dxa"/>
-          </w:tblCellMar>
-        </w:tblPrEx>
         <w:tc>
           <w:tcPr>
             <w:tcW w:w="3200" w:type="dxa"/>
@@ -6328,8 +6312,8 @@
     </w:tbl>
     <w:p/>
     <w:sectPr>
-      <w:headerReference w:type="default" r:id="rId27"/>
-      <w:footerReference w:type="default" r:id="rId28"/>
+      <w:headerReference w:type="default" r:id="rId28"/>
+      <w:footerReference w:type="default" r:id="rId29"/>
       <w:pgSz w:w="11906" w:h="16838"/>
       <w:pgMar w:top="1440" w:right="1440" w:bottom="1440" w:left="1440" w:header="708" w:footer="708" w:gutter="0"/>
       <w:cols w:space="720"/>
@@ -7502,6 +7486,49 @@
       <w:shd w:val="clear" w:color="auto" w:fill="E1DFDD"/>
     </w:rPr>
   </w:style>
+  <w:style w:type="paragraph" w:styleId="HTMLPreformatted">
+    <w:name w:val="HTML Preformatted"/>
+    <w:basedOn w:val="Normal"/>
+    <w:link w:val="HTMLPreformattedChar"/>
+    <w:uiPriority w:val="99"/>
+    <w:semiHidden/>
+    <w:unhideWhenUsed/>
+    <w:rsid w:val="000875AF"/>
+    <w:pPr>
+      <w:tabs>
+        <w:tab w:val="left" w:pos="916"/>
+        <w:tab w:val="left" w:pos="1832"/>
+        <w:tab w:val="left" w:pos="2748"/>
+        <w:tab w:val="left" w:pos="3664"/>
+        <w:tab w:val="left" w:pos="4580"/>
+        <w:tab w:val="left" w:pos="5496"/>
+        <w:tab w:val="left" w:pos="6412"/>
+        <w:tab w:val="left" w:pos="7328"/>
+        <w:tab w:val="left" w:pos="8244"/>
+        <w:tab w:val="left" w:pos="9160"/>
+        <w:tab w:val="left" w:pos="10076"/>
+        <w:tab w:val="left" w:pos="10992"/>
+        <w:tab w:val="left" w:pos="11908"/>
+        <w:tab w:val="left" w:pos="12824"/>
+        <w:tab w:val="left" w:pos="13740"/>
+        <w:tab w:val="left" w:pos="14656"/>
+      </w:tabs>
+    </w:pPr>
+    <w:rPr>
+      <w:rFonts w:ascii="Courier New" w:hAnsi="Courier New" w:cs="Courier New"/>
+    </w:rPr>
+  </w:style>
+  <w:style w:type="character" w:customStyle="1" w:styleId="HTMLPreformattedChar">
+    <w:name w:val="HTML Preformatted Char"/>
+    <w:basedOn w:val="DefaultParagraphFont"/>
+    <w:link w:val="HTMLPreformatted"/>
+    <w:uiPriority w:val="99"/>
+    <w:semiHidden/>
+    <w:rsid w:val="000875AF"/>
+    <w:rPr>
+      <w:rFonts w:ascii="Courier New" w:hAnsi="Courier New" w:cs="Courier New"/>
+    </w:rPr>
+  </w:style>
 </w:styles>
 </file>
 
